--- a/Отчет_3_РПС.docx
+++ b/Отчет_3_РПС.docx
@@ -729,7 +729,13 @@
         <w:rPr>
           <w:rFonts w:cs="Times New Roman"/>
         </w:rPr>
-        <w:t>Вариант № 2</w:t>
+        <w:t xml:space="preserve">Вариант № </w:t>
+      </w:r>
+      <w:r>
+        <w:rPr>
+          <w:rFonts w:cs="Times New Roman"/>
+        </w:rPr>
+        <w:t>4</w:t>
       </w:r>
     </w:p>
     <w:p>
@@ -917,19 +923,23 @@
                 <w:rFonts w:cs="Times New Roman"/>
               </w:rPr>
             </w:pPr>
-            <w:proofErr w:type="spellStart"/>
             <w:r>
               <w:rPr>
                 <w:rFonts w:cs="Times New Roman"/>
               </w:rPr>
-              <w:t>Шунин</w:t>
+              <w:t>Чибис</w:t>
             </w:r>
-            <w:proofErr w:type="spellEnd"/>
             <w:r>
               <w:rPr>
                 <w:rFonts w:cs="Times New Roman"/>
               </w:rPr>
-              <w:t xml:space="preserve"> М</w:t>
+              <w:t xml:space="preserve"> </w:t>
+            </w:r>
+            <w:r>
+              <w:rPr>
+                <w:rFonts w:cs="Times New Roman"/>
+              </w:rPr>
+              <w:t>С</w:t>
             </w:r>
             <w:r>
               <w:rPr>
@@ -942,7 +952,7 @@
               <w:rPr>
                 <w:rFonts w:cs="Times New Roman"/>
               </w:rPr>
-              <w:t>Д</w:t>
+              <w:t>А</w:t>
             </w:r>
             <w:r>
               <w:rPr>
@@ -1126,27 +1136,7 @@
           <w:szCs w:val="23"/>
           <w:lang w:eastAsia="ru-RU"/>
         </w:rPr>
-        <w:t>азработка для программы графического пользовательского интерфейса и</w:t>
-      </w:r>
-      <w:r>
-        <w:rPr>
-          <w:rFonts w:ascii="Times New Roman" w:eastAsia="Times New Roman" w:hAnsi="Times New Roman" w:cs="Times New Roman"/>
-          <w:color w:val="34343C"/>
-          <w:sz w:val="23"/>
-          <w:szCs w:val="23"/>
-          <w:lang w:eastAsia="ru-RU"/>
-        </w:rPr>
-        <w:t xml:space="preserve"> </w:t>
-      </w:r>
-      <w:r>
-        <w:rPr>
-          <w:rFonts w:ascii="Times New Roman" w:eastAsia="Times New Roman" w:hAnsi="Times New Roman" w:cs="Times New Roman"/>
-          <w:color w:val="34343C"/>
-          <w:sz w:val="23"/>
-          <w:szCs w:val="23"/>
-          <w:lang w:eastAsia="ru-RU"/>
-        </w:rPr>
-        <w:t>интеграция базы данных для веб-приложений.</w:t>
+        <w:t>азработка для программы графического пользовательского интерфейса и интеграция базы данных для веб-приложений.</w:t>
       </w:r>
     </w:p>
     <w:p>
@@ -1585,7 +1575,7 @@
           <w:rFonts w:ascii="Times New Roman" w:eastAsia="Times New Roman" w:hAnsi="Times New Roman" w:cs="Times New Roman"/>
           <w:sz w:val="24"/>
           <w:szCs w:val="24"/>
-          <w:lang w:val="en-US" w:eastAsia="ru-RU"/>
+          <w:lang w:eastAsia="ru-RU"/>
         </w:rPr>
       </w:pPr>
       <w:r>
@@ -3339,16 +3329,18 @@
         </w:rPr>
         <w:t> </w:t>
       </w:r>
-      <w:r>
-        <w:rPr>
-          <w:rFonts w:ascii="Times New Roman" w:eastAsia="Times New Roman" w:hAnsi="Times New Roman" w:cs="Times New Roman"/>
-          <w:color w:val="000000" w:themeColor="text1"/>
-          <w:sz w:val="24"/>
-          <w:szCs w:val="24"/>
-          <w:lang w:eastAsia="ru-RU"/>
-        </w:rPr>
-        <w:t>пирамидальной</w:t>
-      </w:r>
+      <w:proofErr w:type="spellStart"/>
+      <w:r>
+        <w:rPr>
+          <w:rFonts w:ascii="Times New Roman" w:eastAsia="Times New Roman" w:hAnsi="Times New Roman" w:cs="Times New Roman"/>
+          <w:color w:val="000000" w:themeColor="text1"/>
+          <w:sz w:val="24"/>
+          <w:szCs w:val="24"/>
+          <w:lang w:eastAsia="ru-RU"/>
+        </w:rPr>
+        <w:t>битонной</w:t>
+      </w:r>
+      <w:proofErr w:type="spellEnd"/>
       <w:r>
         <w:rPr>
           <w:rFonts w:ascii="Times New Roman" w:eastAsia="Times New Roman" w:hAnsi="Times New Roman" w:cs="Times New Roman"/>
@@ -3924,6 +3916,9 @@
         <w:keepNext/>
       </w:pPr>
       <w:r>
+        <w:rPr>
+          <w:noProof/>
+        </w:rPr>
         <w:lastRenderedPageBreak/>
         <w:drawing>
           <wp:inline distT="0" distB="0" distL="0" distR="0" wp14:anchorId="17A40351" wp14:editId="0E22FB2E">
@@ -4139,7 +4134,27 @@
           <w:szCs w:val="24"/>
           <w:shd w:val="clear" w:color="auto" w:fill="FFFFFF"/>
         </w:rPr>
-        <w:t>Реализован алгоритм пирамидальной сортировки из лабораторной работы №2, интегрированный в серверную часть для обработки массивов.</w:t>
+        <w:t xml:space="preserve">Реализован алгоритм </w:t>
+      </w:r>
+      <w:r>
+        <w:rPr>
+          <w:rFonts w:ascii="Times New Roman" w:hAnsi="Times New Roman" w:cs="Times New Roman"/>
+          <w:color w:val="34343C"/>
+          <w:sz w:val="24"/>
+          <w:szCs w:val="24"/>
+          <w:shd w:val="clear" w:color="auto" w:fill="FFFFFF"/>
+        </w:rPr>
+        <w:t>битонной</w:t>
+      </w:r>
+      <w:r>
+        <w:rPr>
+          <w:rFonts w:ascii="Times New Roman" w:hAnsi="Times New Roman" w:cs="Times New Roman"/>
+          <w:color w:val="34343C"/>
+          <w:sz w:val="24"/>
+          <w:szCs w:val="24"/>
+          <w:shd w:val="clear" w:color="auto" w:fill="FFFFFF"/>
+        </w:rPr>
+        <w:t xml:space="preserve"> сортировки из лабораторной работы №2, интегрированный в серверную часть для обработки массивов.</w:t>
       </w:r>
     </w:p>
     <w:p>
